--- a/wwwroot/DocxModel/Common_PHY/PHY_GB21655_DryingRate.docx
+++ b/wwwroot/DocxModel/Common_PHY/PHY_GB21655_DryingRate.docx
@@ -6830,7 +6830,7 @@
             <w:pPr>
               <w:spacing w:after="0" w:line="240" w:lineRule="auto"/>
               <w:rPr>
-                <w:rFonts w:ascii="Arial" w:eastAsia="黑体" w:hAnsi="Arial" w:cs="Arial" w:hint="eastAsia"/>
+                <w:rFonts w:ascii="Arial" w:eastAsia="黑体" w:hAnsi="Arial" w:cs="Arial"/>
                 <w:sz w:val="20"/>
                 <w:szCs w:val="20"/>
               </w:rPr>
@@ -6940,7 +6940,7 @@
             <w:pPr>
               <w:spacing w:after="0" w:line="240" w:lineRule="auto"/>
               <w:rPr>
-                <w:rFonts w:ascii="Arial" w:hAnsi="Arial" w:cs="Arial" w:hint="eastAsia"/>
+                <w:rFonts w:ascii="Arial" w:hAnsi="Arial" w:cs="Arial"/>
                 <w:color w:val="000000" w:themeColor="text1"/>
                 <w:sz w:val="20"/>
                 <w:szCs w:val="20"/>
@@ -6978,7 +6978,7 @@
               <w:spacing w:after="0" w:line="240" w:lineRule="auto"/>
               <w:jc w:val="both"/>
               <w:rPr>
-                <w:rFonts w:ascii="Arial" w:hAnsi="Arial" w:cs="Arial" w:hint="eastAsia"/>
+                <w:rFonts w:ascii="Arial" w:hAnsi="Arial" w:cs="Arial"/>
                 <w:color w:val="000000" w:themeColor="text1"/>
                 <w:sz w:val="20"/>
                 <w:szCs w:val="20"/>
@@ -7079,7 +7079,7 @@
               <w:spacing w:after="0" w:line="240" w:lineRule="auto"/>
               <w:jc w:val="both"/>
               <w:rPr>
-                <w:rFonts w:ascii="Arial" w:eastAsia="黑体" w:hAnsi="Arial" w:cs="Arial" w:hint="eastAsia"/>
+                <w:rFonts w:ascii="Arial" w:eastAsia="黑体" w:hAnsi="Arial" w:cs="Arial"/>
                 <w:sz w:val="20"/>
                 <w:szCs w:val="20"/>
                 <w:vertAlign w:val="subscript"/>
@@ -7277,7 +7277,15 @@
                 <w:sz w:val="20"/>
                 <w:szCs w:val="20"/>
               </w:rPr>
-              <w:t>y</w:t>
+              <w:t xml:space="preserve">y      </w:t>
+            </w:r>
+            <w:r>
+              <w:rPr>
+                <w:rFonts w:ascii="Arial" w:eastAsia="黑体" w:hAnsi="Arial" w:cs="Arial" w:hint="eastAsia"/>
+                <w:sz w:val="20"/>
+                <w:szCs w:val="20"/>
+              </w:rPr>
+              <w:t>——</w:t>
             </w:r>
           </w:p>
         </w:tc>
@@ -7355,6 +7363,23 @@
               </w:rPr>
               <w:t>a</w:t>
             </w:r>
+            <w:r>
+              <w:rPr>
+                <w:rFonts w:ascii="Arial" w:hAnsi="Arial" w:cs="Arial" w:hint="eastAsia"/>
+                <w:color w:val="000000" w:themeColor="text1"/>
+                <w:sz w:val="20"/>
+                <w:szCs w:val="20"/>
+              </w:rPr>
+              <w:t xml:space="preserve">      </w:t>
+            </w:r>
+            <w:r>
+              <w:rPr>
+                <w:rFonts w:ascii="Arial" w:eastAsia="黑体" w:hAnsi="Arial" w:cs="Arial" w:hint="eastAsia"/>
+                <w:sz w:val="20"/>
+                <w:szCs w:val="20"/>
+              </w:rPr>
+              <w:t>——</w:t>
+            </w:r>
           </w:p>
         </w:tc>
         <w:tc>
@@ -7431,6 +7456,23 @@
               </w:rPr>
               <w:t>x</w:t>
             </w:r>
+            <w:r>
+              <w:rPr>
+                <w:rFonts w:ascii="Arial" w:hAnsi="Arial" w:cs="Arial" w:hint="eastAsia"/>
+                <w:color w:val="000000" w:themeColor="text1"/>
+                <w:sz w:val="20"/>
+                <w:szCs w:val="20"/>
+              </w:rPr>
+              <w:t xml:space="preserve">      </w:t>
+            </w:r>
+            <w:r>
+              <w:rPr>
+                <w:rFonts w:ascii="Arial" w:eastAsia="黑体" w:hAnsi="Arial" w:cs="Arial" w:hint="eastAsia"/>
+                <w:sz w:val="20"/>
+                <w:szCs w:val="20"/>
+              </w:rPr>
+              <w:t>——</w:t>
+            </w:r>
           </w:p>
         </w:tc>
         <w:tc>
@@ -7506,6 +7548,23 @@
                 <w:szCs w:val="20"/>
               </w:rPr>
               <w:t>b</w:t>
+            </w:r>
+            <w:r>
+              <w:rPr>
+                <w:rFonts w:ascii="Arial" w:hAnsi="Arial" w:cs="Arial" w:hint="eastAsia"/>
+                <w:color w:val="000000" w:themeColor="text1"/>
+                <w:sz w:val="20"/>
+                <w:szCs w:val="20"/>
+              </w:rPr>
+              <w:t xml:space="preserve">      </w:t>
+            </w:r>
+            <w:r>
+              <w:rPr>
+                <w:rFonts w:ascii="Arial" w:eastAsia="黑体" w:hAnsi="Arial" w:cs="Arial" w:hint="eastAsia"/>
+                <w:sz w:val="20"/>
+                <w:szCs w:val="20"/>
+              </w:rPr>
+              <w:t>——</w:t>
             </w:r>
           </w:p>
         </w:tc>

--- a/wwwroot/DocxModel/Common_PHY/PHY_GB21655_DryingRate.docx
+++ b/wwwroot/DocxModel/Common_PHY/PHY_GB21655_DryingRate.docx
@@ -1829,14 +1829,6 @@
                 <w:szCs w:val="20"/>
               </w:rPr>
             </w:pPr>
-            <w:r>
-              <w:rPr>
-                <w:rFonts w:ascii="Arial" w:eastAsia="黑体" w:hAnsi="Arial" w:cs="Arial" w:hint="eastAsia"/>
-                <w:sz w:val="20"/>
-                <w:szCs w:val="20"/>
-              </w:rPr>
-              <w:t>3 min</w:t>
-            </w:r>
           </w:p>
         </w:tc>
         <w:tc>
@@ -1907,14 +1899,6 @@
                 <w:szCs w:val="20"/>
               </w:rPr>
             </w:pPr>
-            <w:r>
-              <w:rPr>
-                <w:rFonts w:ascii="Arial" w:eastAsia="黑体" w:hAnsi="Arial" w:cs="Arial" w:hint="eastAsia"/>
-                <w:sz w:val="20"/>
-                <w:szCs w:val="20"/>
-              </w:rPr>
-              <w:t>3 min</w:t>
-            </w:r>
           </w:p>
         </w:tc>
         <w:tc>
@@ -1985,14 +1969,6 @@
                 <w:szCs w:val="20"/>
               </w:rPr>
             </w:pPr>
-            <w:r>
-              <w:rPr>
-                <w:rFonts w:ascii="Arial" w:eastAsia="黑体" w:hAnsi="Arial" w:cs="Arial" w:hint="eastAsia"/>
-                <w:sz w:val="20"/>
-                <w:szCs w:val="20"/>
-              </w:rPr>
-              <w:t>3 min</w:t>
-            </w:r>
           </w:p>
         </w:tc>
         <w:tc>
@@ -2069,14 +2045,6 @@
                 <w:szCs w:val="20"/>
               </w:rPr>
             </w:pPr>
-            <w:r>
-              <w:rPr>
-                <w:rFonts w:ascii="Arial" w:eastAsia="黑体" w:hAnsi="Arial" w:cs="Arial" w:hint="eastAsia"/>
-                <w:sz w:val="20"/>
-                <w:szCs w:val="20"/>
-              </w:rPr>
-              <w:t>6 min</w:t>
-            </w:r>
           </w:p>
         </w:tc>
         <w:tc>
@@ -2147,14 +2115,6 @@
                 <w:szCs w:val="20"/>
               </w:rPr>
             </w:pPr>
-            <w:r>
-              <w:rPr>
-                <w:rFonts w:ascii="Arial" w:eastAsia="黑体" w:hAnsi="Arial" w:cs="Arial" w:hint="eastAsia"/>
-                <w:sz w:val="20"/>
-                <w:szCs w:val="20"/>
-              </w:rPr>
-              <w:t>6 min</w:t>
-            </w:r>
           </w:p>
         </w:tc>
         <w:tc>
@@ -2225,14 +2185,6 @@
                 <w:szCs w:val="20"/>
               </w:rPr>
             </w:pPr>
-            <w:r>
-              <w:rPr>
-                <w:rFonts w:ascii="Arial" w:eastAsia="黑体" w:hAnsi="Arial" w:cs="Arial" w:hint="eastAsia"/>
-                <w:sz w:val="20"/>
-                <w:szCs w:val="20"/>
-              </w:rPr>
-              <w:t>6 min</w:t>
-            </w:r>
           </w:p>
         </w:tc>
         <w:tc>
@@ -2309,14 +2261,6 @@
                 <w:szCs w:val="20"/>
               </w:rPr>
             </w:pPr>
-            <w:r>
-              <w:rPr>
-                <w:rFonts w:ascii="Arial" w:eastAsia="黑体" w:hAnsi="Arial" w:cs="Arial" w:hint="eastAsia"/>
-                <w:sz w:val="20"/>
-                <w:szCs w:val="20"/>
-              </w:rPr>
-              <w:t>9 min</w:t>
-            </w:r>
           </w:p>
         </w:tc>
         <w:tc>
@@ -2387,14 +2331,6 @@
                 <w:szCs w:val="20"/>
               </w:rPr>
             </w:pPr>
-            <w:r>
-              <w:rPr>
-                <w:rFonts w:ascii="Arial" w:eastAsia="黑体" w:hAnsi="Arial" w:cs="Arial" w:hint="eastAsia"/>
-                <w:sz w:val="20"/>
-                <w:szCs w:val="20"/>
-              </w:rPr>
-              <w:t>9 min</w:t>
-            </w:r>
           </w:p>
         </w:tc>
         <w:tc>
@@ -2465,14 +2401,6 @@
                 <w:szCs w:val="20"/>
               </w:rPr>
             </w:pPr>
-            <w:r>
-              <w:rPr>
-                <w:rFonts w:ascii="Arial" w:eastAsia="黑体" w:hAnsi="Arial" w:cs="Arial" w:hint="eastAsia"/>
-                <w:sz w:val="20"/>
-                <w:szCs w:val="20"/>
-              </w:rPr>
-              <w:t>9 min</w:t>
-            </w:r>
           </w:p>
         </w:tc>
         <w:tc>
@@ -2549,14 +2477,6 @@
                 <w:szCs w:val="20"/>
               </w:rPr>
             </w:pPr>
-            <w:r>
-              <w:rPr>
-                <w:rFonts w:ascii="Arial" w:eastAsia="黑体" w:hAnsi="Arial" w:cs="Arial" w:hint="eastAsia"/>
-                <w:sz w:val="20"/>
-                <w:szCs w:val="20"/>
-              </w:rPr>
-              <w:t>12 min</w:t>
-            </w:r>
           </w:p>
         </w:tc>
         <w:tc>
@@ -2627,14 +2547,6 @@
                 <w:szCs w:val="20"/>
               </w:rPr>
             </w:pPr>
-            <w:r>
-              <w:rPr>
-                <w:rFonts w:ascii="Arial" w:eastAsia="黑体" w:hAnsi="Arial" w:cs="Arial" w:hint="eastAsia"/>
-                <w:sz w:val="20"/>
-                <w:szCs w:val="20"/>
-              </w:rPr>
-              <w:t>12 min</w:t>
-            </w:r>
           </w:p>
         </w:tc>
         <w:tc>
@@ -2705,14 +2617,6 @@
                 <w:szCs w:val="20"/>
               </w:rPr>
             </w:pPr>
-            <w:r>
-              <w:rPr>
-                <w:rFonts w:ascii="Arial" w:eastAsia="黑体" w:hAnsi="Arial" w:cs="Arial" w:hint="eastAsia"/>
-                <w:sz w:val="20"/>
-                <w:szCs w:val="20"/>
-              </w:rPr>
-              <w:t>12 min</w:t>
-            </w:r>
           </w:p>
         </w:tc>
         <w:tc>
@@ -2789,14 +2693,6 @@
                 <w:szCs w:val="20"/>
               </w:rPr>
             </w:pPr>
-            <w:r>
-              <w:rPr>
-                <w:rFonts w:ascii="Arial" w:eastAsia="黑体" w:hAnsi="Arial" w:cs="Arial" w:hint="eastAsia"/>
-                <w:sz w:val="20"/>
-                <w:szCs w:val="20"/>
-              </w:rPr>
-              <w:t>15 min</w:t>
-            </w:r>
           </w:p>
         </w:tc>
         <w:tc>
@@ -2867,14 +2763,6 @@
                 <w:szCs w:val="20"/>
               </w:rPr>
             </w:pPr>
-            <w:r>
-              <w:rPr>
-                <w:rFonts w:ascii="Arial" w:eastAsia="黑体" w:hAnsi="Arial" w:cs="Arial" w:hint="eastAsia"/>
-                <w:sz w:val="20"/>
-                <w:szCs w:val="20"/>
-              </w:rPr>
-              <w:t>15 min</w:t>
-            </w:r>
           </w:p>
         </w:tc>
         <w:tc>
@@ -2945,14 +2833,6 @@
                 <w:szCs w:val="20"/>
               </w:rPr>
             </w:pPr>
-            <w:r>
-              <w:rPr>
-                <w:rFonts w:ascii="Arial" w:eastAsia="黑体" w:hAnsi="Arial" w:cs="Arial" w:hint="eastAsia"/>
-                <w:sz w:val="20"/>
-                <w:szCs w:val="20"/>
-              </w:rPr>
-              <w:t>15 min</w:t>
-            </w:r>
           </w:p>
         </w:tc>
         <w:tc>
@@ -3029,14 +2909,6 @@
                 <w:szCs w:val="20"/>
               </w:rPr>
             </w:pPr>
-            <w:r>
-              <w:rPr>
-                <w:rFonts w:ascii="Arial" w:eastAsia="黑体" w:hAnsi="Arial" w:cs="Arial" w:hint="eastAsia"/>
-                <w:sz w:val="20"/>
-                <w:szCs w:val="20"/>
-              </w:rPr>
-              <w:t>18 min</w:t>
-            </w:r>
           </w:p>
         </w:tc>
         <w:tc>
@@ -3107,14 +2979,6 @@
                 <w:szCs w:val="20"/>
               </w:rPr>
             </w:pPr>
-            <w:r>
-              <w:rPr>
-                <w:rFonts w:ascii="Arial" w:eastAsia="黑体" w:hAnsi="Arial" w:cs="Arial" w:hint="eastAsia"/>
-                <w:sz w:val="20"/>
-                <w:szCs w:val="20"/>
-              </w:rPr>
-              <w:t>18 min</w:t>
-            </w:r>
           </w:p>
         </w:tc>
         <w:tc>
@@ -3185,14 +3049,6 @@
                 <w:szCs w:val="20"/>
               </w:rPr>
             </w:pPr>
-            <w:r>
-              <w:rPr>
-                <w:rFonts w:ascii="Arial" w:eastAsia="黑体" w:hAnsi="Arial" w:cs="Arial" w:hint="eastAsia"/>
-                <w:sz w:val="20"/>
-                <w:szCs w:val="20"/>
-              </w:rPr>
-              <w:t>18 min</w:t>
-            </w:r>
           </w:p>
         </w:tc>
         <w:tc>
@@ -3269,14 +3125,6 @@
                 <w:szCs w:val="20"/>
               </w:rPr>
             </w:pPr>
-            <w:r>
-              <w:rPr>
-                <w:rFonts w:ascii="Arial" w:eastAsia="黑体" w:hAnsi="Arial" w:cs="Arial" w:hint="eastAsia"/>
-                <w:sz w:val="20"/>
-                <w:szCs w:val="20"/>
-              </w:rPr>
-              <w:t>21 min</w:t>
-            </w:r>
           </w:p>
         </w:tc>
         <w:tc>
@@ -3347,14 +3195,6 @@
                 <w:szCs w:val="20"/>
               </w:rPr>
             </w:pPr>
-            <w:r>
-              <w:rPr>
-                <w:rFonts w:ascii="Arial" w:eastAsia="黑体" w:hAnsi="Arial" w:cs="Arial" w:hint="eastAsia"/>
-                <w:sz w:val="20"/>
-                <w:szCs w:val="20"/>
-              </w:rPr>
-              <w:t>21 min</w:t>
-            </w:r>
           </w:p>
         </w:tc>
         <w:tc>
@@ -3425,14 +3265,6 @@
                 <w:szCs w:val="20"/>
               </w:rPr>
             </w:pPr>
-            <w:r>
-              <w:rPr>
-                <w:rFonts w:ascii="Arial" w:eastAsia="黑体" w:hAnsi="Arial" w:cs="Arial" w:hint="eastAsia"/>
-                <w:sz w:val="20"/>
-                <w:szCs w:val="20"/>
-              </w:rPr>
-              <w:t>21 min</w:t>
-            </w:r>
           </w:p>
         </w:tc>
         <w:tc>
@@ -3509,14 +3341,6 @@
                 <w:szCs w:val="20"/>
               </w:rPr>
             </w:pPr>
-            <w:r>
-              <w:rPr>
-                <w:rFonts w:ascii="Arial" w:eastAsia="黑体" w:hAnsi="Arial" w:cs="Arial" w:hint="eastAsia"/>
-                <w:sz w:val="20"/>
-                <w:szCs w:val="20"/>
-              </w:rPr>
-              <w:t>24 min</w:t>
-            </w:r>
           </w:p>
         </w:tc>
         <w:tc>
@@ -3587,14 +3411,6 @@
                 <w:szCs w:val="20"/>
               </w:rPr>
             </w:pPr>
-            <w:r>
-              <w:rPr>
-                <w:rFonts w:ascii="Arial" w:eastAsia="黑体" w:hAnsi="Arial" w:cs="Arial" w:hint="eastAsia"/>
-                <w:sz w:val="20"/>
-                <w:szCs w:val="20"/>
-              </w:rPr>
-              <w:t>24 min</w:t>
-            </w:r>
           </w:p>
         </w:tc>
         <w:tc>
@@ -3665,14 +3481,6 @@
                 <w:szCs w:val="20"/>
               </w:rPr>
             </w:pPr>
-            <w:r>
-              <w:rPr>
-                <w:rFonts w:ascii="Arial" w:eastAsia="黑体" w:hAnsi="Arial" w:cs="Arial" w:hint="eastAsia"/>
-                <w:sz w:val="20"/>
-                <w:szCs w:val="20"/>
-              </w:rPr>
-              <w:t>24 min</w:t>
-            </w:r>
           </w:p>
         </w:tc>
         <w:tc>
@@ -3749,14 +3557,6 @@
                 <w:szCs w:val="20"/>
               </w:rPr>
             </w:pPr>
-            <w:r>
-              <w:rPr>
-                <w:rFonts w:ascii="Arial" w:eastAsia="黑体" w:hAnsi="Arial" w:cs="Arial" w:hint="eastAsia"/>
-                <w:sz w:val="20"/>
-                <w:szCs w:val="20"/>
-              </w:rPr>
-              <w:t>27 min</w:t>
-            </w:r>
           </w:p>
         </w:tc>
         <w:tc>
@@ -3827,14 +3627,6 @@
                 <w:szCs w:val="20"/>
               </w:rPr>
             </w:pPr>
-            <w:r>
-              <w:rPr>
-                <w:rFonts w:ascii="Arial" w:eastAsia="黑体" w:hAnsi="Arial" w:cs="Arial" w:hint="eastAsia"/>
-                <w:sz w:val="20"/>
-                <w:szCs w:val="20"/>
-              </w:rPr>
-              <w:t>27 min</w:t>
-            </w:r>
           </w:p>
         </w:tc>
         <w:tc>
@@ -3905,14 +3697,6 @@
                 <w:szCs w:val="20"/>
               </w:rPr>
             </w:pPr>
-            <w:r>
-              <w:rPr>
-                <w:rFonts w:ascii="Arial" w:eastAsia="黑体" w:hAnsi="Arial" w:cs="Arial" w:hint="eastAsia"/>
-                <w:sz w:val="20"/>
-                <w:szCs w:val="20"/>
-              </w:rPr>
-              <w:t>27 min</w:t>
-            </w:r>
           </w:p>
         </w:tc>
         <w:tc>
@@ -3989,14 +3773,6 @@
                 <w:szCs w:val="20"/>
               </w:rPr>
             </w:pPr>
-            <w:r>
-              <w:rPr>
-                <w:rFonts w:ascii="Arial" w:eastAsia="黑体" w:hAnsi="Arial" w:cs="Arial" w:hint="eastAsia"/>
-                <w:sz w:val="20"/>
-                <w:szCs w:val="20"/>
-              </w:rPr>
-              <w:t>30 min</w:t>
-            </w:r>
           </w:p>
         </w:tc>
         <w:tc>
@@ -4067,14 +3843,6 @@
                 <w:szCs w:val="20"/>
               </w:rPr>
             </w:pPr>
-            <w:r>
-              <w:rPr>
-                <w:rFonts w:ascii="Arial" w:eastAsia="黑体" w:hAnsi="Arial" w:cs="Arial" w:hint="eastAsia"/>
-                <w:sz w:val="20"/>
-                <w:szCs w:val="20"/>
-              </w:rPr>
-              <w:t>30 min</w:t>
-            </w:r>
           </w:p>
         </w:tc>
         <w:tc>
@@ -4145,14 +3913,6 @@
                 <w:szCs w:val="20"/>
               </w:rPr>
             </w:pPr>
-            <w:r>
-              <w:rPr>
-                <w:rFonts w:ascii="Arial" w:eastAsia="黑体" w:hAnsi="Arial" w:cs="Arial" w:hint="eastAsia"/>
-                <w:sz w:val="20"/>
-                <w:szCs w:val="20"/>
-              </w:rPr>
-              <w:t>30 min</w:t>
-            </w:r>
           </w:p>
         </w:tc>
         <w:tc>
@@ -4229,14 +3989,6 @@
                 <w:szCs w:val="20"/>
               </w:rPr>
             </w:pPr>
-            <w:r>
-              <w:rPr>
-                <w:rFonts w:ascii="Arial" w:eastAsia="黑体" w:hAnsi="Arial" w:cs="Arial" w:hint="eastAsia"/>
-                <w:sz w:val="20"/>
-                <w:szCs w:val="20"/>
-              </w:rPr>
-              <w:t>33 min</w:t>
-            </w:r>
           </w:p>
         </w:tc>
         <w:tc>
@@ -4307,14 +4059,6 @@
                 <w:szCs w:val="20"/>
               </w:rPr>
             </w:pPr>
-            <w:r>
-              <w:rPr>
-                <w:rFonts w:ascii="Arial" w:eastAsia="黑体" w:hAnsi="Arial" w:cs="Arial" w:hint="eastAsia"/>
-                <w:sz w:val="20"/>
-                <w:szCs w:val="20"/>
-              </w:rPr>
-              <w:t>33 min</w:t>
-            </w:r>
           </w:p>
         </w:tc>
         <w:tc>
@@ -4385,14 +4129,6 @@
                 <w:szCs w:val="20"/>
               </w:rPr>
             </w:pPr>
-            <w:r>
-              <w:rPr>
-                <w:rFonts w:ascii="Arial" w:eastAsia="黑体" w:hAnsi="Arial" w:cs="Arial" w:hint="eastAsia"/>
-                <w:sz w:val="20"/>
-                <w:szCs w:val="20"/>
-              </w:rPr>
-              <w:t>33 min</w:t>
-            </w:r>
           </w:p>
         </w:tc>
         <w:tc>
@@ -4469,14 +4205,6 @@
                 <w:szCs w:val="20"/>
               </w:rPr>
             </w:pPr>
-            <w:r>
-              <w:rPr>
-                <w:rFonts w:ascii="Arial" w:eastAsia="黑体" w:hAnsi="Arial" w:cs="Arial" w:hint="eastAsia"/>
-                <w:sz w:val="20"/>
-                <w:szCs w:val="20"/>
-              </w:rPr>
-              <w:t>36 min</w:t>
-            </w:r>
           </w:p>
         </w:tc>
         <w:tc>
@@ -4547,14 +4275,6 @@
                 <w:szCs w:val="20"/>
               </w:rPr>
             </w:pPr>
-            <w:r>
-              <w:rPr>
-                <w:rFonts w:ascii="Arial" w:eastAsia="黑体" w:hAnsi="Arial" w:cs="Arial" w:hint="eastAsia"/>
-                <w:sz w:val="20"/>
-                <w:szCs w:val="20"/>
-              </w:rPr>
-              <w:t>36 min</w:t>
-            </w:r>
           </w:p>
         </w:tc>
         <w:tc>
@@ -4625,14 +4345,6 @@
                 <w:szCs w:val="20"/>
               </w:rPr>
             </w:pPr>
-            <w:r>
-              <w:rPr>
-                <w:rFonts w:ascii="Arial" w:eastAsia="黑体" w:hAnsi="Arial" w:cs="Arial" w:hint="eastAsia"/>
-                <w:sz w:val="20"/>
-                <w:szCs w:val="20"/>
-              </w:rPr>
-              <w:t>36 min</w:t>
-            </w:r>
           </w:p>
         </w:tc>
         <w:tc>
@@ -4709,14 +4421,6 @@
                 <w:szCs w:val="20"/>
               </w:rPr>
             </w:pPr>
-            <w:r>
-              <w:rPr>
-                <w:rFonts w:ascii="Arial" w:eastAsia="黑体" w:hAnsi="Arial" w:cs="Arial" w:hint="eastAsia"/>
-                <w:sz w:val="20"/>
-                <w:szCs w:val="20"/>
-              </w:rPr>
-              <w:t>39 min</w:t>
-            </w:r>
           </w:p>
         </w:tc>
         <w:tc>
@@ -4787,14 +4491,6 @@
                 <w:szCs w:val="20"/>
               </w:rPr>
             </w:pPr>
-            <w:r>
-              <w:rPr>
-                <w:rFonts w:ascii="Arial" w:eastAsia="黑体" w:hAnsi="Arial" w:cs="Arial" w:hint="eastAsia"/>
-                <w:sz w:val="20"/>
-                <w:szCs w:val="20"/>
-              </w:rPr>
-              <w:t>39 min</w:t>
-            </w:r>
           </w:p>
         </w:tc>
         <w:tc>
@@ -4865,14 +4561,6 @@
                 <w:szCs w:val="20"/>
               </w:rPr>
             </w:pPr>
-            <w:r>
-              <w:rPr>
-                <w:rFonts w:ascii="Arial" w:eastAsia="黑体" w:hAnsi="Arial" w:cs="Arial" w:hint="eastAsia"/>
-                <w:sz w:val="20"/>
-                <w:szCs w:val="20"/>
-              </w:rPr>
-              <w:t>39 min</w:t>
-            </w:r>
           </w:p>
         </w:tc>
         <w:tc>
@@ -4949,14 +4637,6 @@
                 <w:szCs w:val="20"/>
               </w:rPr>
             </w:pPr>
-            <w:r>
-              <w:rPr>
-                <w:rFonts w:ascii="Arial" w:eastAsia="黑体" w:hAnsi="Arial" w:cs="Arial" w:hint="eastAsia"/>
-                <w:sz w:val="20"/>
-                <w:szCs w:val="20"/>
-              </w:rPr>
-              <w:t>42 min</w:t>
-            </w:r>
           </w:p>
         </w:tc>
         <w:tc>
@@ -5027,14 +4707,6 @@
                 <w:szCs w:val="20"/>
               </w:rPr>
             </w:pPr>
-            <w:r>
-              <w:rPr>
-                <w:rFonts w:ascii="Arial" w:eastAsia="黑体" w:hAnsi="Arial" w:cs="Arial" w:hint="eastAsia"/>
-                <w:sz w:val="20"/>
-                <w:szCs w:val="20"/>
-              </w:rPr>
-              <w:t>42 min</w:t>
-            </w:r>
           </w:p>
         </w:tc>
         <w:tc>
@@ -5105,14 +4777,6 @@
                 <w:szCs w:val="20"/>
               </w:rPr>
             </w:pPr>
-            <w:r>
-              <w:rPr>
-                <w:rFonts w:ascii="Arial" w:eastAsia="黑体" w:hAnsi="Arial" w:cs="Arial" w:hint="eastAsia"/>
-                <w:sz w:val="20"/>
-                <w:szCs w:val="20"/>
-              </w:rPr>
-              <w:t>42 min</w:t>
-            </w:r>
           </w:p>
         </w:tc>
         <w:tc>
@@ -5189,14 +4853,6 @@
                 <w:szCs w:val="20"/>
               </w:rPr>
             </w:pPr>
-            <w:r>
-              <w:rPr>
-                <w:rFonts w:ascii="Arial" w:eastAsia="黑体" w:hAnsi="Arial" w:cs="Arial" w:hint="eastAsia"/>
-                <w:sz w:val="20"/>
-                <w:szCs w:val="20"/>
-              </w:rPr>
-              <w:t>45 min</w:t>
-            </w:r>
           </w:p>
         </w:tc>
         <w:tc>
@@ -5267,14 +4923,6 @@
                 <w:szCs w:val="20"/>
               </w:rPr>
             </w:pPr>
-            <w:r>
-              <w:rPr>
-                <w:rFonts w:ascii="Arial" w:eastAsia="黑体" w:hAnsi="Arial" w:cs="Arial" w:hint="eastAsia"/>
-                <w:sz w:val="20"/>
-                <w:szCs w:val="20"/>
-              </w:rPr>
-              <w:t>45 min</w:t>
-            </w:r>
           </w:p>
         </w:tc>
         <w:tc>
@@ -5345,14 +4993,6 @@
                 <w:szCs w:val="20"/>
               </w:rPr>
             </w:pPr>
-            <w:r>
-              <w:rPr>
-                <w:rFonts w:ascii="Arial" w:eastAsia="黑体" w:hAnsi="Arial" w:cs="Arial" w:hint="eastAsia"/>
-                <w:sz w:val="20"/>
-                <w:szCs w:val="20"/>
-              </w:rPr>
-              <w:t>45 min</w:t>
-            </w:r>
           </w:p>
         </w:tc>
         <w:tc>
@@ -5429,14 +5069,6 @@
                 <w:szCs w:val="20"/>
               </w:rPr>
             </w:pPr>
-            <w:r>
-              <w:rPr>
-                <w:rFonts w:ascii="Arial" w:eastAsia="黑体" w:hAnsi="Arial" w:cs="Arial" w:hint="eastAsia"/>
-                <w:sz w:val="20"/>
-                <w:szCs w:val="20"/>
-              </w:rPr>
-              <w:t>48 min</w:t>
-            </w:r>
           </w:p>
         </w:tc>
         <w:tc>
@@ -5507,14 +5139,6 @@
                 <w:szCs w:val="20"/>
               </w:rPr>
             </w:pPr>
-            <w:r>
-              <w:rPr>
-                <w:rFonts w:ascii="Arial" w:eastAsia="黑体" w:hAnsi="Arial" w:cs="Arial" w:hint="eastAsia"/>
-                <w:sz w:val="20"/>
-                <w:szCs w:val="20"/>
-              </w:rPr>
-              <w:t>48 min</w:t>
-            </w:r>
           </w:p>
         </w:tc>
         <w:tc>
@@ -5585,14 +5209,6 @@
                 <w:szCs w:val="20"/>
               </w:rPr>
             </w:pPr>
-            <w:r>
-              <w:rPr>
-                <w:rFonts w:ascii="Arial" w:eastAsia="黑体" w:hAnsi="Arial" w:cs="Arial" w:hint="eastAsia"/>
-                <w:sz w:val="20"/>
-                <w:szCs w:val="20"/>
-              </w:rPr>
-              <w:t>48 min</w:t>
-            </w:r>
           </w:p>
         </w:tc>
         <w:tc>
@@ -5669,14 +5285,6 @@
                 <w:szCs w:val="20"/>
               </w:rPr>
             </w:pPr>
-            <w:r>
-              <w:rPr>
-                <w:rFonts w:ascii="Arial" w:eastAsia="黑体" w:hAnsi="Arial" w:cs="Arial" w:hint="eastAsia"/>
-                <w:sz w:val="20"/>
-                <w:szCs w:val="20"/>
-              </w:rPr>
-              <w:t>51 min</w:t>
-            </w:r>
           </w:p>
         </w:tc>
         <w:tc>
@@ -5747,14 +5355,6 @@
                 <w:szCs w:val="20"/>
               </w:rPr>
             </w:pPr>
-            <w:r>
-              <w:rPr>
-                <w:rFonts w:ascii="Arial" w:eastAsia="黑体" w:hAnsi="Arial" w:cs="Arial" w:hint="eastAsia"/>
-                <w:sz w:val="20"/>
-                <w:szCs w:val="20"/>
-              </w:rPr>
-              <w:t>51 min</w:t>
-            </w:r>
           </w:p>
         </w:tc>
         <w:tc>
@@ -5825,14 +5425,6 @@
                 <w:szCs w:val="20"/>
               </w:rPr>
             </w:pPr>
-            <w:r>
-              <w:rPr>
-                <w:rFonts w:ascii="Arial" w:eastAsia="黑体" w:hAnsi="Arial" w:cs="Arial" w:hint="eastAsia"/>
-                <w:sz w:val="20"/>
-                <w:szCs w:val="20"/>
-              </w:rPr>
-              <w:t>51 min</w:t>
-            </w:r>
           </w:p>
         </w:tc>
         <w:tc>
@@ -5909,14 +5501,6 @@
                 <w:szCs w:val="20"/>
               </w:rPr>
             </w:pPr>
-            <w:r>
-              <w:rPr>
-                <w:rFonts w:ascii="Arial" w:eastAsia="黑体" w:hAnsi="Arial" w:cs="Arial" w:hint="eastAsia"/>
-                <w:sz w:val="20"/>
-                <w:szCs w:val="20"/>
-              </w:rPr>
-              <w:t>54 min</w:t>
-            </w:r>
           </w:p>
         </w:tc>
         <w:tc>
@@ -5987,14 +5571,6 @@
                 <w:szCs w:val="20"/>
               </w:rPr>
             </w:pPr>
-            <w:r>
-              <w:rPr>
-                <w:rFonts w:ascii="Arial" w:eastAsia="黑体" w:hAnsi="Arial" w:cs="Arial" w:hint="eastAsia"/>
-                <w:sz w:val="20"/>
-                <w:szCs w:val="20"/>
-              </w:rPr>
-              <w:t>54 min</w:t>
-            </w:r>
           </w:p>
         </w:tc>
         <w:tc>
@@ -6065,14 +5641,6 @@
                 <w:szCs w:val="20"/>
               </w:rPr>
             </w:pPr>
-            <w:r>
-              <w:rPr>
-                <w:rFonts w:ascii="Arial" w:eastAsia="黑体" w:hAnsi="Arial" w:cs="Arial" w:hint="eastAsia"/>
-                <w:sz w:val="20"/>
-                <w:szCs w:val="20"/>
-              </w:rPr>
-              <w:t>54 min</w:t>
-            </w:r>
           </w:p>
         </w:tc>
         <w:tc>
@@ -6149,14 +5717,6 @@
                 <w:szCs w:val="20"/>
               </w:rPr>
             </w:pPr>
-            <w:r>
-              <w:rPr>
-                <w:rFonts w:ascii="Arial" w:eastAsia="黑体" w:hAnsi="Arial" w:cs="Arial" w:hint="eastAsia"/>
-                <w:sz w:val="20"/>
-                <w:szCs w:val="20"/>
-              </w:rPr>
-              <w:t>57 min</w:t>
-            </w:r>
           </w:p>
         </w:tc>
         <w:tc>
@@ -6227,14 +5787,6 @@
                 <w:szCs w:val="20"/>
               </w:rPr>
             </w:pPr>
-            <w:r>
-              <w:rPr>
-                <w:rFonts w:ascii="Arial" w:eastAsia="黑体" w:hAnsi="Arial" w:cs="Arial" w:hint="eastAsia"/>
-                <w:sz w:val="20"/>
-                <w:szCs w:val="20"/>
-              </w:rPr>
-              <w:t>57 min</w:t>
-            </w:r>
           </w:p>
         </w:tc>
         <w:tc>
@@ -6305,14 +5857,6 @@
                 <w:szCs w:val="20"/>
               </w:rPr>
             </w:pPr>
-            <w:r>
-              <w:rPr>
-                <w:rFonts w:ascii="Arial" w:eastAsia="黑体" w:hAnsi="Arial" w:cs="Arial" w:hint="eastAsia"/>
-                <w:sz w:val="20"/>
-                <w:szCs w:val="20"/>
-              </w:rPr>
-              <w:t>57 min</w:t>
-            </w:r>
           </w:p>
         </w:tc>
         <w:tc>
@@ -6389,14 +5933,6 @@
                 <w:szCs w:val="20"/>
               </w:rPr>
             </w:pPr>
-            <w:r>
-              <w:rPr>
-                <w:rFonts w:ascii="Arial" w:eastAsia="黑体" w:hAnsi="Arial" w:cs="Arial" w:hint="eastAsia"/>
-                <w:sz w:val="20"/>
-                <w:szCs w:val="20"/>
-              </w:rPr>
-              <w:t>60 min</w:t>
-            </w:r>
           </w:p>
         </w:tc>
         <w:tc>
@@ -6467,14 +6003,6 @@
                 <w:szCs w:val="20"/>
               </w:rPr>
             </w:pPr>
-            <w:r>
-              <w:rPr>
-                <w:rFonts w:ascii="Arial" w:eastAsia="黑体" w:hAnsi="Arial" w:cs="Arial" w:hint="eastAsia"/>
-                <w:sz w:val="20"/>
-                <w:szCs w:val="20"/>
-              </w:rPr>
-              <w:t>60 min</w:t>
-            </w:r>
           </w:p>
         </w:tc>
         <w:tc>
@@ -6545,14 +6073,6 @@
                 <w:szCs w:val="20"/>
               </w:rPr>
             </w:pPr>
-            <w:r>
-              <w:rPr>
-                <w:rFonts w:ascii="Arial" w:eastAsia="黑体" w:hAnsi="Arial" w:cs="Arial" w:hint="eastAsia"/>
-                <w:sz w:val="20"/>
-                <w:szCs w:val="20"/>
-              </w:rPr>
-              <w:t>60 min</w:t>
-            </w:r>
           </w:p>
         </w:tc>
         <w:tc>

--- a/wwwroot/DocxModel/Common_PHY/PHY_GB21655_DryingRate.docx
+++ b/wwwroot/DocxModel/Common_PHY/PHY_GB21655_DryingRate.docx
@@ -13,9 +13,10 @@
         <w:sectPr>
           <w:headerReference w:type="even" r:id="rId8"/>
           <w:headerReference w:type="default" r:id="rId9"/>
-          <w:footerReference w:type="default" r:id="rId10"/>
-          <w:headerReference w:type="first" r:id="rId11"/>
-          <w:footerReference w:type="first" r:id="rId12"/>
+          <w:footerReference w:type="even" r:id="rId10"/>
+          <w:footerReference w:type="default" r:id="rId11"/>
+          <w:headerReference w:type="first" r:id="rId12"/>
+          <w:footerReference w:type="first" r:id="rId13"/>
           <w:pgSz w:w="11906" w:h="16838"/>
           <w:pgMar w:top="720" w:right="720" w:bottom="720" w:left="720" w:header="60" w:footer="708" w:gutter="0"/>
           <w:cols w:space="708"/>
@@ -6191,7 +6192,6 @@
                 <w:szCs w:val="20"/>
               </w:rPr>
             </w:pPr>
-            <w:proofErr w:type="gramStart"/>
             <w:r>
               <w:rPr>
                 <w:rFonts w:ascii="Arial" w:eastAsia="黑体" w:hAnsi="Arial" w:cs="Arial" w:hint="eastAsia"/>
@@ -6208,7 +6208,6 @@
               </w:rPr>
               <w:t>:</w:t>
             </w:r>
-            <w:proofErr w:type="gramEnd"/>
           </w:p>
         </w:tc>
         <w:tc>
@@ -6531,7 +6530,6 @@
               </w:rPr>
               <w:t>）</w:t>
             </w:r>
-            <w:proofErr w:type="gramStart"/>
             <w:r>
               <w:rPr>
                 <w:rFonts w:ascii="Arial" w:hAnsi="Arial" w:cs="Arial" w:hint="eastAsia"/>
@@ -6577,7 +6575,6 @@
               </w:rPr>
               <w:t>)</w:t>
             </w:r>
-            <w:proofErr w:type="gramEnd"/>
           </w:p>
         </w:tc>
       </w:tr>
@@ -7132,7 +7129,7 @@
       </w:pPr>
     </w:p>
     <w:sectPr>
-      <w:footerReference w:type="default" r:id="rId13"/>
+      <w:footerReference w:type="default" r:id="rId14"/>
       <w:type w:val="continuous"/>
       <w:pgSz w:w="11906" w:h="16838"/>
       <w:pgMar w:top="720" w:right="720" w:bottom="720" w:left="720" w:header="60" w:footer="708" w:gutter="0"/>
@@ -7169,6 +7166,16 @@
 </file>
 
 <file path=word/footer1.xml><?xml version="1.0" encoding="utf-8"?>
+<w:ftr xmlns:wpc="http://schemas.microsoft.com/office/word/2010/wordprocessingCanvas" xmlns:cx="http://schemas.microsoft.com/office/drawing/2014/chartex" xmlns:cx1="http://schemas.microsoft.com/office/drawing/2015/9/8/chartex" xmlns:cx2="http://schemas.microsoft.com/office/drawing/2015/10/21/chartex" xmlns:cx3="http://schemas.microsoft.com/office/drawing/2016/5/9/chartex" xmlns:cx4="http://schemas.microsoft.com/office/drawing/2016/5/10/chartex" xmlns:cx5="http://schemas.microsoft.com/office/drawing/2016/5/11/chartex" xmlns:cx6="http://schemas.microsoft.com/office/drawing/2016/5/12/chartex" xmlns:cx7="http://schemas.microsoft.com/office/drawing/2016/5/13/chartex" xmlns:cx8="http://schemas.microsoft.com/office/drawing/2016/5/14/chartex" xmlns:mc="http://schemas.openxmlformats.org/markup-compatibility/2006" xmlns:aink="http://schemas.microsoft.com/office/drawing/2016/ink" xmlns:am3d="http://schemas.microsoft.com/office/drawing/2017/model3d" xmlns:o="urn:schemas-microsoft-com:office:office" xmlns:oel="http://schemas.microsoft.com/office/2019/extlst" xmlns:r="http://schemas.openxmlformats.org/officeDocument/2006/relationships" xmlns:m="http://schemas.openxmlformats.org/officeDocument/2006/math" xmlns:v="urn:schemas-microsoft-com:vml" xmlns:wp14="http://schemas.microsoft.com/office/word/2010/wordprocessingDrawing" xmlns:wp="http://schemas.openxmlformats.org/drawingml/2006/wordprocessingDrawing" xmlns:w10="urn:schemas-microsoft-com:office:word" xmlns:w="http://schemas.openxmlformats.org/wordprocessingml/2006/main" xmlns:w14="http://schemas.microsoft.com/office/word/2010/wordml" xmlns:w15="http://schemas.microsoft.com/office/word/2012/wordml" xmlns:w16cex="http://schemas.microsoft.com/office/word/2018/wordml/cex" xmlns:w16cid="http://schemas.microsoft.com/office/word/2016/wordml/cid" xmlns:w16="http://schemas.microsoft.com/office/word/2018/wordml" xmlns:w16du="http://schemas.microsoft.com/office/word/2023/wordml/word16du" xmlns:w16sdtdh="http://schemas.microsoft.com/office/word/2020/wordml/sdtdatahash" xmlns:w16sdtfl="http://schemas.microsoft.com/office/word/2024/wordml/sdtformatlock" xmlns:w16se="http://schemas.microsoft.com/office/word/2015/wordml/symex" xmlns:wpg="http://schemas.microsoft.com/office/word/2010/wordprocessingGroup" xmlns:wpi="http://schemas.microsoft.com/office/word/2010/wordprocessingInk" xmlns:wne="http://schemas.microsoft.com/office/word/2006/wordml" xmlns:wps="http://schemas.microsoft.com/office/word/2010/wordprocessingShape" mc:Ignorable="w14 w15 w16se w16cid w16 w16cex w16sdtdh w16sdtfl w16du wp14">
+  <w:p>
+    <w:pPr>
+      <w:pStyle w:val="a5"/>
+    </w:pPr>
+  </w:p>
+</w:ftr>
+</file>
+
+<file path=word/footer2.xml><?xml version="1.0" encoding="utf-8"?>
 <w:ftr xmlns:wpc="http://schemas.microsoft.com/office/word/2010/wordprocessingCanvas" xmlns:cx="http://schemas.microsoft.com/office/drawing/2014/chartex" xmlns:cx1="http://schemas.microsoft.com/office/drawing/2015/9/8/chartex" xmlns:cx2="http://schemas.microsoft.com/office/drawing/2015/10/21/chartex" xmlns:cx3="http://schemas.microsoft.com/office/drawing/2016/5/9/chartex" xmlns:cx4="http://schemas.microsoft.com/office/drawing/2016/5/10/chartex" xmlns:cx5="http://schemas.microsoft.com/office/drawing/2016/5/11/chartex" xmlns:cx6="http://schemas.microsoft.com/office/drawing/2016/5/12/chartex" xmlns:cx7="http://schemas.microsoft.com/office/drawing/2016/5/13/chartex" xmlns:cx8="http://schemas.microsoft.com/office/drawing/2016/5/14/chartex" xmlns:mc="http://schemas.openxmlformats.org/markup-compatibility/2006" xmlns:aink="http://schemas.microsoft.com/office/drawing/2016/ink" xmlns:am3d="http://schemas.microsoft.com/office/drawing/2017/model3d" xmlns:o="urn:schemas-microsoft-com:office:office" xmlns:oel="http://schemas.microsoft.com/office/2019/extlst" xmlns:r="http://schemas.openxmlformats.org/officeDocument/2006/relationships" xmlns:m="http://schemas.openxmlformats.org/officeDocument/2006/math" xmlns:v="urn:schemas-microsoft-com:vml" xmlns:wp14="http://schemas.microsoft.com/office/word/2010/wordprocessingDrawing" xmlns:wp="http://schemas.openxmlformats.org/drawingml/2006/wordprocessingDrawing" xmlns:w10="urn:schemas-microsoft-com:office:word" xmlns:w="http://schemas.openxmlformats.org/wordprocessingml/2006/main" xmlns:w14="http://schemas.microsoft.com/office/word/2010/wordml" xmlns:w15="http://schemas.microsoft.com/office/word/2012/wordml" xmlns:w16cex="http://schemas.microsoft.com/office/word/2018/wordml/cex" xmlns:w16cid="http://schemas.microsoft.com/office/word/2016/wordml/cid" xmlns:w16="http://schemas.microsoft.com/office/word/2018/wordml" xmlns:w16du="http://schemas.microsoft.com/office/word/2023/wordml/word16du" xmlns:w16sdtdh="http://schemas.microsoft.com/office/word/2020/wordml/sdtdatahash" xmlns:w16sdtfl="http://schemas.microsoft.com/office/word/2024/wordml/sdtformatlock" xmlns:w16se="http://schemas.microsoft.com/office/word/2015/wordml/symex" xmlns:wpg="http://schemas.microsoft.com/office/word/2010/wordprocessingGroup" xmlns:wpi="http://schemas.microsoft.com/office/word/2010/wordprocessingInk" xmlns:wne="http://schemas.microsoft.com/office/word/2006/wordml" xmlns:wps="http://schemas.microsoft.com/office/word/2010/wordprocessingShape" mc:Ignorable="w14 w15 w16se w16cid w16 w16cex w16sdtdh w16sdtfl w16du wp14">
   <w:tbl>
     <w:tblPr>
@@ -7550,7 +7557,7 @@
 </w:ftr>
 </file>
 
-<file path=word/footer2.xml><?xml version="1.0" encoding="utf-8"?>
+<file path=word/footer3.xml><?xml version="1.0" encoding="utf-8"?>
 <w:ftr xmlns:wpc="http://schemas.microsoft.com/office/word/2010/wordprocessingCanvas" xmlns:cx="http://schemas.microsoft.com/office/drawing/2014/chartex" xmlns:cx1="http://schemas.microsoft.com/office/drawing/2015/9/8/chartex" xmlns:cx2="http://schemas.microsoft.com/office/drawing/2015/10/21/chartex" xmlns:cx3="http://schemas.microsoft.com/office/drawing/2016/5/9/chartex" xmlns:cx4="http://schemas.microsoft.com/office/drawing/2016/5/10/chartex" xmlns:cx5="http://schemas.microsoft.com/office/drawing/2016/5/11/chartex" xmlns:cx6="http://schemas.microsoft.com/office/drawing/2016/5/12/chartex" xmlns:cx7="http://schemas.microsoft.com/office/drawing/2016/5/13/chartex" xmlns:cx8="http://schemas.microsoft.com/office/drawing/2016/5/14/chartex" xmlns:mc="http://schemas.openxmlformats.org/markup-compatibility/2006" xmlns:aink="http://schemas.microsoft.com/office/drawing/2016/ink" xmlns:am3d="http://schemas.microsoft.com/office/drawing/2017/model3d" xmlns:o="urn:schemas-microsoft-com:office:office" xmlns:oel="http://schemas.microsoft.com/office/2019/extlst" xmlns:r="http://schemas.openxmlformats.org/officeDocument/2006/relationships" xmlns:m="http://schemas.openxmlformats.org/officeDocument/2006/math" xmlns:v="urn:schemas-microsoft-com:vml" xmlns:wp14="http://schemas.microsoft.com/office/word/2010/wordprocessingDrawing" xmlns:wp="http://schemas.openxmlformats.org/drawingml/2006/wordprocessingDrawing" xmlns:w10="urn:schemas-microsoft-com:office:word" xmlns:w="http://schemas.openxmlformats.org/wordprocessingml/2006/main" xmlns:w14="http://schemas.microsoft.com/office/word/2010/wordml" xmlns:w15="http://schemas.microsoft.com/office/word/2012/wordml" xmlns:w16cex="http://schemas.microsoft.com/office/word/2018/wordml/cex" xmlns:w16cid="http://schemas.microsoft.com/office/word/2016/wordml/cid" xmlns:w16="http://schemas.microsoft.com/office/word/2018/wordml" xmlns:w16du="http://schemas.microsoft.com/office/word/2023/wordml/word16du" xmlns:w16sdtdh="http://schemas.microsoft.com/office/word/2020/wordml/sdtdatahash" xmlns:w16sdtfl="http://schemas.microsoft.com/office/word/2024/wordml/sdtformatlock" xmlns:w16se="http://schemas.microsoft.com/office/word/2015/wordml/symex" xmlns:wpg="http://schemas.microsoft.com/office/word/2010/wordprocessingGroup" xmlns:wpi="http://schemas.microsoft.com/office/word/2010/wordprocessingInk" xmlns:wne="http://schemas.microsoft.com/office/word/2006/wordml" xmlns:wps="http://schemas.microsoft.com/office/word/2010/wordprocessingShape" mc:Ignorable="w14 w15 w16se w16cid w16 w16cex w16sdtdh w16sdtfl w16du wp14">
   <w:tbl>
     <w:tblPr>
@@ -8187,27 +8194,7 @@
               <w:sz w:val="16"/>
               <w:szCs w:val="16"/>
             </w:rPr>
-            <w:t xml:space="preserve">By taking measurement uncertainties into </w:t>
-          </w:r>
-          <w:proofErr w:type="gramStart"/>
-          <w:r>
-            <w:rPr>
-              <w:rFonts w:ascii="Arial Narrow" w:hAnsi="Arial Narrow"/>
-              <w:b/>
-              <w:sz w:val="16"/>
-              <w:szCs w:val="16"/>
-            </w:rPr>
-            <w:t>account</w:t>
-          </w:r>
-          <w:proofErr w:type="gramEnd"/>
-          <w:r>
-            <w:rPr>
-              <w:rFonts w:ascii="Arial Narrow" w:hAnsi="Arial Narrow"/>
-              <w:b/>
-              <w:sz w:val="16"/>
-              <w:szCs w:val="16"/>
-            </w:rPr>
-            <w:t xml:space="preserve"> it might happen that measured values can neither be assessed as Pass nor as Fail.</w:t>
+            <w:t>By taking measurement uncertainties into account it might happen that measured values can neither be assessed as Pass nor as Fail.</w:t>
           </w:r>
         </w:p>
       </w:tc>
@@ -8359,9 +8346,8 @@
               <w:sz w:val="16"/>
               <w:szCs w:val="16"/>
             </w:rPr>
-            <w:t xml:space="preserve">Testing Center   </w:t>
+            <w:t>Testing Center   S</w:t>
           </w:r>
-          <w:proofErr w:type="spellStart"/>
           <w:r>
             <w:rPr>
               <w:rFonts w:ascii="Arial Narrow" w:hAnsi="Arial Narrow"/>
@@ -8369,7 +8355,7 @@
               <w:sz w:val="16"/>
               <w:szCs w:val="16"/>
             </w:rPr>
-            <w:t>S</w:t>
+            <w:t>of</w:t>
           </w:r>
           <w:r>
             <w:rPr>
@@ -8378,26 +8364,7 @@
               <w:sz w:val="16"/>
               <w:szCs w:val="16"/>
             </w:rPr>
-            <w:t>of</w:t>
-          </w:r>
-          <w:r>
-            <w:rPr>
-              <w:rFonts w:ascii="Arial Narrow" w:hAnsi="Arial Narrow"/>
-              <w:b/>
-              <w:sz w:val="16"/>
-              <w:szCs w:val="16"/>
-            </w:rPr>
-            <w:t>tlines</w:t>
-          </w:r>
-          <w:proofErr w:type="spellEnd"/>
-          <w:r>
-            <w:rPr>
-              <w:rFonts w:ascii="Arial Narrow" w:hAnsi="Arial Narrow"/>
-              <w:b/>
-              <w:sz w:val="16"/>
-              <w:szCs w:val="16"/>
-            </w:rPr>
-            <w:t xml:space="preserve"> Laboratory</w:t>
+            <w:t>tlines Laboratory</w:t>
           </w:r>
         </w:p>
         <w:p>
@@ -9076,7 +9043,7 @@
 </w:ftr>
 </file>
 
-<file path=word/footer3.xml><?xml version="1.0" encoding="utf-8"?>
+<file path=word/footer4.xml><?xml version="1.0" encoding="utf-8"?>
 <w:ftr xmlns:wpc="http://schemas.microsoft.com/office/word/2010/wordprocessingCanvas" xmlns:cx="http://schemas.microsoft.com/office/drawing/2014/chartex" xmlns:cx1="http://schemas.microsoft.com/office/drawing/2015/9/8/chartex" xmlns:cx2="http://schemas.microsoft.com/office/drawing/2015/10/21/chartex" xmlns:cx3="http://schemas.microsoft.com/office/drawing/2016/5/9/chartex" xmlns:cx4="http://schemas.microsoft.com/office/drawing/2016/5/10/chartex" xmlns:cx5="http://schemas.microsoft.com/office/drawing/2016/5/11/chartex" xmlns:cx6="http://schemas.microsoft.com/office/drawing/2016/5/12/chartex" xmlns:cx7="http://schemas.microsoft.com/office/drawing/2016/5/13/chartex" xmlns:cx8="http://schemas.microsoft.com/office/drawing/2016/5/14/chartex" xmlns:mc="http://schemas.openxmlformats.org/markup-compatibility/2006" xmlns:aink="http://schemas.microsoft.com/office/drawing/2016/ink" xmlns:am3d="http://schemas.microsoft.com/office/drawing/2017/model3d" xmlns:o="urn:schemas-microsoft-com:office:office" xmlns:oel="http://schemas.microsoft.com/office/2019/extlst" xmlns:r="http://schemas.openxmlformats.org/officeDocument/2006/relationships" xmlns:m="http://schemas.openxmlformats.org/officeDocument/2006/math" xmlns:v="urn:schemas-microsoft-com:vml" xmlns:wp14="http://schemas.microsoft.com/office/word/2010/wordprocessingDrawing" xmlns:wp="http://schemas.openxmlformats.org/drawingml/2006/wordprocessingDrawing" xmlns:w10="urn:schemas-microsoft-com:office:word" xmlns:w="http://schemas.openxmlformats.org/wordprocessingml/2006/main" xmlns:w14="http://schemas.microsoft.com/office/word/2010/wordml" xmlns:w15="http://schemas.microsoft.com/office/word/2012/wordml" xmlns:w16cex="http://schemas.microsoft.com/office/word/2018/wordml/cex" xmlns:w16cid="http://schemas.microsoft.com/office/word/2016/wordml/cid" xmlns:w16="http://schemas.microsoft.com/office/word/2018/wordml" xmlns:w16du="http://schemas.microsoft.com/office/word/2023/wordml/word16du" xmlns:w16sdtdh="http://schemas.microsoft.com/office/word/2020/wordml/sdtdatahash" xmlns:w16sdtfl="http://schemas.microsoft.com/office/word/2024/wordml/sdtformatlock" xmlns:w16se="http://schemas.microsoft.com/office/word/2015/wordml/symex" xmlns:wpg="http://schemas.microsoft.com/office/word/2010/wordprocessingGroup" xmlns:wpi="http://schemas.microsoft.com/office/word/2010/wordprocessingInk" xmlns:wne="http://schemas.microsoft.com/office/word/2006/wordml" xmlns:wps="http://schemas.microsoft.com/office/word/2010/wordprocessingShape" mc:Ignorable="w14 w15 w16se w16cid w16 w16cex w16sdtdh w16sdtfl w16du wp14">
   <w:tbl>
     <w:tblPr>
@@ -9196,7 +9163,6 @@
               <w:szCs w:val="14"/>
             </w:rPr>
           </w:pPr>
-          <w:proofErr w:type="spellStart"/>
           <w:r>
             <w:rPr>
               <w:rFonts w:ascii="Arial" w:hAnsi="Arial" w:cs="Arial"/>
@@ -9205,18 +9171,7 @@
               <w:sz w:val="14"/>
               <w:szCs w:val="14"/>
             </w:rPr>
-            <w:t>Softlines</w:t>
-          </w:r>
-          <w:proofErr w:type="spellEnd"/>
-          <w:r>
-            <w:rPr>
-              <w:rFonts w:ascii="Arial" w:hAnsi="Arial" w:cs="Arial"/>
-              <w:b/>
-              <w:bCs/>
-              <w:sz w:val="14"/>
-              <w:szCs w:val="14"/>
-            </w:rPr>
-            <w:t xml:space="preserve"> Laboratory</w:t>
+            <w:t>Softlines Laboratory</w:t>
           </w:r>
         </w:p>
         <w:p>
@@ -9819,42 +9774,14 @@
               <w:rFonts w:asciiTheme="minorEastAsia" w:eastAsiaTheme="minorEastAsia" w:hAnsiTheme="minorEastAsia" w:cs="Arial" w:hint="eastAsia"/>
               <w:bCs/>
             </w:rPr>
-            <w:t>Form Code</w:t>
+            <w:t>Form Code表格编号: NGB_SFL_F_7.8_</w:t>
           </w:r>
           <w:r>
             <w:rPr>
-              <w:rFonts w:asciiTheme="minorEastAsia" w:eastAsiaTheme="minorEastAsia" w:hAnsiTheme="minorEastAsia" w:cs="Arial" w:hint="eastAsia"/>
+              <w:rFonts w:asciiTheme="minorEastAsia" w:eastAsiaTheme="minorEastAsia" w:hAnsiTheme="minorEastAsia" w:cs="Arial"/>
               <w:bCs/>
             </w:rPr>
-            <w:t>表格编号: NGB_SFL_F_7.8_</w:t>
-          </w:r>
-          <w:r>
-            <w:rPr>
-              <w:rFonts w:asciiTheme="minorEastAsia" w:eastAsiaTheme="minorEastAsia" w:hAnsiTheme="minorEastAsia" w:cs="Arial" w:hint="eastAsia"/>
-              <w:bCs/>
-            </w:rPr>
-            <w:t xml:space="preserve"> </w:t>
-          </w:r>
-          <w:r>
-            <w:rPr>
-              <w:rFonts w:asciiTheme="minorEastAsia" w:eastAsiaTheme="minorEastAsia" w:hAnsiTheme="minorEastAsia" w:cs="Arial" w:hint="eastAsia"/>
-              <w:bCs/>
-            </w:rPr>
-            <w:t>PHY</w:t>
-          </w:r>
-          <w:r>
-            <w:rPr>
-              <w:rFonts w:asciiTheme="minorEastAsia" w:eastAsiaTheme="minorEastAsia" w:hAnsiTheme="minorEastAsia" w:cs="Arial" w:hint="eastAsia"/>
-              <w:bCs/>
-            </w:rPr>
-            <w:t>-</w:t>
-          </w:r>
-          <w:r>
-            <w:rPr>
-              <w:rFonts w:asciiTheme="minorEastAsia" w:eastAsiaTheme="minorEastAsia" w:hAnsiTheme="minorEastAsia" w:cs="Arial" w:hint="eastAsia"/>
-              <w:bCs/>
-            </w:rPr>
-            <w:t>GB</w:t>
+            <w:t>PHY-Dry</w:t>
           </w:r>
           <w:r>
             <w:rPr>
@@ -9865,6 +9792,20 @@
           </w:r>
           <w:r>
             <w:rPr>
+              <w:rFonts w:asciiTheme="minorEastAsia" w:eastAsiaTheme="minorEastAsia" w:hAnsiTheme="minorEastAsia" w:cs="Arial"/>
+              <w:bCs/>
+            </w:rPr>
+            <w:t>rate:GB</w:t>
+          </w:r>
+          <w:r>
+            <w:rPr>
+              <w:rFonts w:asciiTheme="minorEastAsia" w:eastAsiaTheme="minorEastAsia" w:hAnsiTheme="minorEastAsia" w:cs="Arial" w:hint="eastAsia"/>
+              <w:bCs/>
+            </w:rPr>
+            <w:t>_</w:t>
+          </w:r>
+          <w:r>
+            <w:rPr>
               <w:rFonts w:asciiTheme="minorEastAsia" w:eastAsiaTheme="minorEastAsia" w:hAnsiTheme="minorEastAsia" w:cs="Arial" w:hint="eastAsia"/>
               <w:bCs/>
             </w:rPr>
@@ -9875,7 +9816,7 @@
               <w:rFonts w:asciiTheme="minorEastAsia" w:eastAsiaTheme="minorEastAsia" w:hAnsiTheme="minorEastAsia" w:cs="Arial" w:hint="eastAsia"/>
               <w:bCs/>
             </w:rPr>
-            <w:t>8</w:t>
+            <w:t>01</w:t>
           </w:r>
           <w:r>
             <w:rPr>
